--- a/Documentation/Weekly Report/week5/CMSC-4920-Week5Report-Group2.docx
+++ b/Documentation/Weekly Report/week5/CMSC-4920-Week5Report-Group2.docx
@@ -1634,7 +1634,6 @@
         </w:rPr>
         <w:t xml:space="preserve"> </w:t>
       </w:r>
-      <w:proofErr w:type="gramStart"/>
       <w:r>
         <w:rPr>
           <w:rFonts w:ascii="Times New Roman" w:hAnsi="Times New Roman" w:cs="Times New Roman"/>
@@ -1645,14 +1644,7 @@
         <w:rPr>
           <w:rFonts w:ascii="Times New Roman" w:hAnsi="Times New Roman" w:cs="Times New Roman"/>
         </w:rPr>
-        <w:t>eature</w:t>
-      </w:r>
-      <w:proofErr w:type="gramEnd"/>
-      <w:r>
-        <w:rPr>
-          <w:rFonts w:ascii="Times New Roman" w:hAnsi="Times New Roman" w:cs="Times New Roman"/>
-        </w:rPr>
-        <w:t xml:space="preserve"> brought a few styling and logic challenges.</w:t>
+        <w:t>eature brought a few styling and logic challenges.</w:t>
       </w:r>
       <w:r>
         <w:rPr>
@@ -1721,7 +1713,21 @@
         <w:rPr>
           <w:rFonts w:ascii="Times New Roman" w:hAnsi="Times New Roman" w:cs="Times New Roman"/>
         </w:rPr>
-        <w:t xml:space="preserve">3. Our current route handler function was unable to handle taking dynamic URL parameters. This was a problem because each club detail page needed a unique route identifier in order to load that </w:t>
+        <w:t xml:space="preserve">3. Our current route handler function was unable to handle taking dynamic URL parameters. This was a problem because each club detail page needed a unique route identifier </w:t>
+      </w:r>
+      <w:proofErr w:type="gramStart"/>
+      <w:r>
+        <w:rPr>
+          <w:rFonts w:ascii="Times New Roman" w:hAnsi="Times New Roman" w:cs="Times New Roman"/>
+        </w:rPr>
+        <w:t>in order to</w:t>
+      </w:r>
+      <w:proofErr w:type="gramEnd"/>
+      <w:r>
+        <w:rPr>
+          <w:rFonts w:ascii="Times New Roman" w:hAnsi="Times New Roman" w:cs="Times New Roman"/>
+        </w:rPr>
+        <w:t xml:space="preserve"> load that </w:t>
       </w:r>
       <w:proofErr w:type="gramStart"/>
       <w:r>
@@ -2116,21 +2122,7 @@
         <w:rPr>
           <w:rFonts w:ascii="Times New Roman" w:hAnsi="Times New Roman" w:cs="Times New Roman"/>
         </w:rPr>
-        <w:t xml:space="preserve"> that </w:t>
-      </w:r>
-      <w:proofErr w:type="gramStart"/>
-      <w:r>
-        <w:rPr>
-          <w:rFonts w:ascii="Times New Roman" w:hAnsi="Times New Roman" w:cs="Times New Roman"/>
-        </w:rPr>
-        <w:t>allows for</w:t>
-      </w:r>
-      <w:proofErr w:type="gramEnd"/>
-      <w:r>
-        <w:rPr>
-          <w:rFonts w:ascii="Times New Roman" w:hAnsi="Times New Roman" w:cs="Times New Roman"/>
-        </w:rPr>
-        <w:t xml:space="preserve"> the platform to grow.</w:t>
+        <w:t xml:space="preserve"> that allows for the platform to grow.</w:t>
       </w:r>
       <w:r>
         <w:rPr>
